--- a/hw/hw2/Tamir_Levin_report_hw2.docx
+++ b/hw/hw2/Tamir_Levin_report_hw2.docx
@@ -21,7 +21,7 @@
           <w:rtl/>
         </w:rPr>
         <w:drawing>
-          <wp:anchor distT="0" distB="0" distL="114300" distR="114300" simplePos="0" relativeHeight="251661312" behindDoc="0" locked="0" layoutInCell="1" allowOverlap="1" wp14:anchorId="76C12F4D" wp14:editId="017702F2">
+          <wp:anchor distT="0" distB="0" distL="114300" distR="114300" simplePos="0" relativeHeight="251661312" behindDoc="0" locked="0" layoutInCell="1" allowOverlap="1" wp14:anchorId="76C12F4D" wp14:editId="6B515B0E">
             <wp:simplePos x="0" y="0"/>
             <wp:positionH relativeFrom="margin">
               <wp:posOffset>5311775</wp:posOffset>
@@ -151,7 +151,7 @@
           <w:rtl/>
         </w:rPr>
         <w:drawing>
-          <wp:anchor distT="0" distB="0" distL="114300" distR="114300" simplePos="0" relativeHeight="251659264" behindDoc="0" locked="0" layoutInCell="1" allowOverlap="1" wp14:anchorId="0DCE4E78" wp14:editId="5181F3E9">
+          <wp:anchor distT="0" distB="0" distL="114300" distR="114300" simplePos="0" relativeHeight="251659264" behindDoc="0" locked="0" layoutInCell="1" allowOverlap="1" wp14:anchorId="0DCE4E78" wp14:editId="4B893F61">
             <wp:simplePos x="0" y="0"/>
             <wp:positionH relativeFrom="margin">
               <wp:posOffset>9820910</wp:posOffset>
@@ -623,67 +623,115 @@
     <w:p>
       <w:pPr>
         <w:pStyle w:val="Heading2"/>
-        <w:rPr>
-          <w:highlight w:val="yellow"/>
-        </w:rPr>
       </w:pPr>
       <w:r>
-        <w:rPr>
-          <w:highlight w:val="yellow"/>
-        </w:rPr>
-        <w:t>Images sizes comparison</w:t>
+        <w:t>Preparing images for low and high-pass filters</w:t>
       </w:r>
     </w:p>
     <w:p/>
+    <w:p/>
     <w:p>
       <w:pPr>
-        <w:jc w:val="center"/>
+        <w:jc w:val="left"/>
       </w:pPr>
       <w:r>
-        <w:rPr>
-          <w:noProof/>
-        </w:rPr>
-        <w:drawing>
-          <wp:inline distT="0" distB="0" distL="0" distR="0" wp14:anchorId="09AF2B3C" wp14:editId="48061650">
-            <wp:extent cx="3358081" cy="3036765"/>
-            <wp:effectExtent l="0" t="0" r="0" b="0"/>
-            <wp:docPr id="1740672994" name="Picture 1"/>
-            <wp:cNvGraphicFramePr>
-              <a:graphicFrameLocks xmlns:a="http://schemas.openxmlformats.org/drawingml/2006/main" noChangeAspect="1"/>
-            </wp:cNvGraphicFramePr>
-            <a:graphic xmlns:a="http://schemas.openxmlformats.org/drawingml/2006/main">
-              <a:graphicData uri="http://schemas.openxmlformats.org/drawingml/2006/picture">
-                <pic:pic xmlns:pic="http://schemas.openxmlformats.org/drawingml/2006/picture">
-                  <pic:nvPicPr>
-                    <pic:cNvPr id="1740672994" name=""/>
-                    <pic:cNvPicPr/>
-                  </pic:nvPicPr>
-                  <pic:blipFill>
-                    <a:blip r:embed="rId13"/>
-                    <a:stretch>
-                      <a:fillRect/>
-                    </a:stretch>
-                  </pic:blipFill>
-                  <pic:spPr>
-                    <a:xfrm>
-                      <a:off x="0" y="0"/>
-                      <a:ext cx="3380911" cy="3057410"/>
-                    </a:xfrm>
-                    <a:prstGeom prst="rect">
-                      <a:avLst/>
-                    </a:prstGeom>
-                  </pic:spPr>
-                </pic:pic>
-              </a:graphicData>
-            </a:graphic>
-          </wp:inline>
-        </w:drawing>
+        <w:br w:type="page"/>
+      </w:r>
+    </w:p>
+    <w:p>
+      <w:pPr>
+        <w:pStyle w:val="Heading1"/>
+      </w:pPr>
+      <w:r>
+        <w:lastRenderedPageBreak/>
+        <w:t>Important Parameters in Creating Image Filters and Edge Detection</w:t>
+      </w:r>
+    </w:p>
+    <w:p>
+      <w:r>
+        <w:t>Image filtering and edge detection are essential for enhancing features and identifying boundaries in images. Proper tuning of parameters ensures optimal results for tasks like noise reduction, feature extraction, and object recognition.</w:t>
+      </w:r>
+    </w:p>
+    <w:p>
+      <w:pPr>
+        <w:pStyle w:val="Heading2"/>
+      </w:pPr>
+      <w:r>
+        <w:t>Image Filters</w:t>
+      </w:r>
+    </w:p>
+    <w:p>
+      <w:pPr>
+        <w:pStyle w:val="Heading3"/>
+      </w:pPr>
+      <w:r>
+        <w:t>Kernel size</w:t>
       </w:r>
     </w:p>
     <w:p/>
+    <w:p/>
+    <w:p/>
+    <w:p/>
+    <w:p>
+      <w:pPr>
+        <w:pStyle w:val="Heading2"/>
+      </w:pPr>
+      <w:r>
+        <w:t>Edge Detection</w:t>
+      </w:r>
+    </w:p>
+    <w:p>
+      <w:pPr>
+        <w:pStyle w:val="Heading3"/>
+      </w:pPr>
+      <w:r>
+        <w:t>Thresholds</w:t>
+      </w:r>
+    </w:p>
+    <w:p/>
+    <w:p/>
+    <w:p/>
+    <w:p/>
+    <w:p>
+      <w:pPr>
+        <w:jc w:val="left"/>
+      </w:pPr>
+      <w:r>
+        <w:br w:type="page"/>
+      </w:r>
+    </w:p>
+    <w:p>
+      <w:pPr>
+        <w:pStyle w:val="Heading1"/>
+      </w:pPr>
+      <w:r>
+        <w:lastRenderedPageBreak/>
+        <w:t>Morphological operations</w:t>
+      </w:r>
+    </w:p>
+    <w:p/>
+    <w:p/>
+    <w:p/>
+    <w:p>
+      <w:pPr>
+        <w:jc w:val="left"/>
+      </w:pPr>
+      <w:r>
+        <w:br w:type="page"/>
+      </w:r>
+    </w:p>
+    <w:p>
+      <w:pPr>
+        <w:pStyle w:val="Heading1"/>
+      </w:pPr>
+      <w:r>
+        <w:lastRenderedPageBreak/>
+        <w:t>Harris Corner Detector and Feature Matching</w:t>
+      </w:r>
+    </w:p>
     <w:sectPr>
-      <w:footerReference w:type="default" r:id="rId14"/>
-      <w:footerReference w:type="first" r:id="rId15"/>
+      <w:footerReference w:type="default" r:id="rId13"/>
+      <w:footerReference w:type="first" r:id="rId14"/>
       <w:pgSz w:w="12240" w:h="15840"/>
       <w:pgMar w:top="1440" w:right="1440" w:bottom="1440" w:left="1440" w:header="0" w:footer="576" w:gutter="0"/>
       <w:pgNumType w:start="0"/>
@@ -1219,6 +1267,304 @@
     </w:lvl>
   </w:abstractNum>
   <w:abstractNum w:abstractNumId="4" w15:restartNumberingAfterBreak="0">
+    <w:nsid w:val="186E73F6"/>
+    <w:multiLevelType w:val="multilevel"/>
+    <w:tmpl w:val="F64C5684"/>
+    <w:lvl w:ilvl="0">
+      <w:start w:val="1"/>
+      <w:numFmt w:val="bullet"/>
+      <w:lvlText w:val=""/>
+      <w:lvlJc w:val="left"/>
+      <w:pPr>
+        <w:tabs>
+          <w:tab w:val="num" w:pos="720"/>
+        </w:tabs>
+        <w:ind w:left="720" w:hanging="360"/>
+      </w:pPr>
+      <w:rPr>
+        <w:rFonts w:ascii="Symbol" w:hAnsi="Symbol" w:hint="default"/>
+        <w:sz w:val="20"/>
+      </w:rPr>
+    </w:lvl>
+    <w:lvl w:ilvl="1" w:tentative="1">
+      <w:start w:val="1"/>
+      <w:numFmt w:val="bullet"/>
+      <w:lvlText w:val="o"/>
+      <w:lvlJc w:val="left"/>
+      <w:pPr>
+        <w:tabs>
+          <w:tab w:val="num" w:pos="1440"/>
+        </w:tabs>
+        <w:ind w:left="1440" w:hanging="360"/>
+      </w:pPr>
+      <w:rPr>
+        <w:rFonts w:ascii="Courier New" w:hAnsi="Courier New" w:hint="default"/>
+        <w:sz w:val="20"/>
+      </w:rPr>
+    </w:lvl>
+    <w:lvl w:ilvl="2" w:tentative="1">
+      <w:start w:val="1"/>
+      <w:numFmt w:val="bullet"/>
+      <w:lvlText w:val=""/>
+      <w:lvlJc w:val="left"/>
+      <w:pPr>
+        <w:tabs>
+          <w:tab w:val="num" w:pos="2160"/>
+        </w:tabs>
+        <w:ind w:left="2160" w:hanging="360"/>
+      </w:pPr>
+      <w:rPr>
+        <w:rFonts w:ascii="Wingdings" w:hAnsi="Wingdings" w:hint="default"/>
+        <w:sz w:val="20"/>
+      </w:rPr>
+    </w:lvl>
+    <w:lvl w:ilvl="3" w:tentative="1">
+      <w:start w:val="1"/>
+      <w:numFmt w:val="bullet"/>
+      <w:lvlText w:val=""/>
+      <w:lvlJc w:val="left"/>
+      <w:pPr>
+        <w:tabs>
+          <w:tab w:val="num" w:pos="2880"/>
+        </w:tabs>
+        <w:ind w:left="2880" w:hanging="360"/>
+      </w:pPr>
+      <w:rPr>
+        <w:rFonts w:ascii="Wingdings" w:hAnsi="Wingdings" w:hint="default"/>
+        <w:sz w:val="20"/>
+      </w:rPr>
+    </w:lvl>
+    <w:lvl w:ilvl="4" w:tentative="1">
+      <w:start w:val="1"/>
+      <w:numFmt w:val="bullet"/>
+      <w:lvlText w:val=""/>
+      <w:lvlJc w:val="left"/>
+      <w:pPr>
+        <w:tabs>
+          <w:tab w:val="num" w:pos="3600"/>
+        </w:tabs>
+        <w:ind w:left="3600" w:hanging="360"/>
+      </w:pPr>
+      <w:rPr>
+        <w:rFonts w:ascii="Wingdings" w:hAnsi="Wingdings" w:hint="default"/>
+        <w:sz w:val="20"/>
+      </w:rPr>
+    </w:lvl>
+    <w:lvl w:ilvl="5" w:tentative="1">
+      <w:start w:val="1"/>
+      <w:numFmt w:val="bullet"/>
+      <w:lvlText w:val=""/>
+      <w:lvlJc w:val="left"/>
+      <w:pPr>
+        <w:tabs>
+          <w:tab w:val="num" w:pos="4320"/>
+        </w:tabs>
+        <w:ind w:left="4320" w:hanging="360"/>
+      </w:pPr>
+      <w:rPr>
+        <w:rFonts w:ascii="Wingdings" w:hAnsi="Wingdings" w:hint="default"/>
+        <w:sz w:val="20"/>
+      </w:rPr>
+    </w:lvl>
+    <w:lvl w:ilvl="6" w:tentative="1">
+      <w:start w:val="1"/>
+      <w:numFmt w:val="bullet"/>
+      <w:lvlText w:val=""/>
+      <w:lvlJc w:val="left"/>
+      <w:pPr>
+        <w:tabs>
+          <w:tab w:val="num" w:pos="5040"/>
+        </w:tabs>
+        <w:ind w:left="5040" w:hanging="360"/>
+      </w:pPr>
+      <w:rPr>
+        <w:rFonts w:ascii="Wingdings" w:hAnsi="Wingdings" w:hint="default"/>
+        <w:sz w:val="20"/>
+      </w:rPr>
+    </w:lvl>
+    <w:lvl w:ilvl="7" w:tentative="1">
+      <w:start w:val="1"/>
+      <w:numFmt w:val="bullet"/>
+      <w:lvlText w:val=""/>
+      <w:lvlJc w:val="left"/>
+      <w:pPr>
+        <w:tabs>
+          <w:tab w:val="num" w:pos="5760"/>
+        </w:tabs>
+        <w:ind w:left="5760" w:hanging="360"/>
+      </w:pPr>
+      <w:rPr>
+        <w:rFonts w:ascii="Wingdings" w:hAnsi="Wingdings" w:hint="default"/>
+        <w:sz w:val="20"/>
+      </w:rPr>
+    </w:lvl>
+    <w:lvl w:ilvl="8" w:tentative="1">
+      <w:start w:val="1"/>
+      <w:numFmt w:val="bullet"/>
+      <w:lvlText w:val=""/>
+      <w:lvlJc w:val="left"/>
+      <w:pPr>
+        <w:tabs>
+          <w:tab w:val="num" w:pos="6480"/>
+        </w:tabs>
+        <w:ind w:left="6480" w:hanging="360"/>
+      </w:pPr>
+      <w:rPr>
+        <w:rFonts w:ascii="Wingdings" w:hAnsi="Wingdings" w:hint="default"/>
+        <w:sz w:val="20"/>
+      </w:rPr>
+    </w:lvl>
+  </w:abstractNum>
+  <w:abstractNum w:abstractNumId="5" w15:restartNumberingAfterBreak="0">
+    <w:nsid w:val="19C264D4"/>
+    <w:multiLevelType w:val="multilevel"/>
+    <w:tmpl w:val="CA5489D4"/>
+    <w:lvl w:ilvl="0">
+      <w:start w:val="1"/>
+      <w:numFmt w:val="bullet"/>
+      <w:lvlText w:val=""/>
+      <w:lvlJc w:val="left"/>
+      <w:pPr>
+        <w:tabs>
+          <w:tab w:val="num" w:pos="720"/>
+        </w:tabs>
+        <w:ind w:left="720" w:hanging="360"/>
+      </w:pPr>
+      <w:rPr>
+        <w:rFonts w:ascii="Symbol" w:hAnsi="Symbol" w:hint="default"/>
+        <w:sz w:val="20"/>
+      </w:rPr>
+    </w:lvl>
+    <w:lvl w:ilvl="1" w:tentative="1">
+      <w:start w:val="1"/>
+      <w:numFmt w:val="bullet"/>
+      <w:lvlText w:val="o"/>
+      <w:lvlJc w:val="left"/>
+      <w:pPr>
+        <w:tabs>
+          <w:tab w:val="num" w:pos="1440"/>
+        </w:tabs>
+        <w:ind w:left="1440" w:hanging="360"/>
+      </w:pPr>
+      <w:rPr>
+        <w:rFonts w:ascii="Courier New" w:hAnsi="Courier New" w:hint="default"/>
+        <w:sz w:val="20"/>
+      </w:rPr>
+    </w:lvl>
+    <w:lvl w:ilvl="2" w:tentative="1">
+      <w:start w:val="1"/>
+      <w:numFmt w:val="bullet"/>
+      <w:lvlText w:val=""/>
+      <w:lvlJc w:val="left"/>
+      <w:pPr>
+        <w:tabs>
+          <w:tab w:val="num" w:pos="2160"/>
+        </w:tabs>
+        <w:ind w:left="2160" w:hanging="360"/>
+      </w:pPr>
+      <w:rPr>
+        <w:rFonts w:ascii="Wingdings" w:hAnsi="Wingdings" w:hint="default"/>
+        <w:sz w:val="20"/>
+      </w:rPr>
+    </w:lvl>
+    <w:lvl w:ilvl="3" w:tentative="1">
+      <w:start w:val="1"/>
+      <w:numFmt w:val="bullet"/>
+      <w:lvlText w:val=""/>
+      <w:lvlJc w:val="left"/>
+      <w:pPr>
+        <w:tabs>
+          <w:tab w:val="num" w:pos="2880"/>
+        </w:tabs>
+        <w:ind w:left="2880" w:hanging="360"/>
+      </w:pPr>
+      <w:rPr>
+        <w:rFonts w:ascii="Wingdings" w:hAnsi="Wingdings" w:hint="default"/>
+        <w:sz w:val="20"/>
+      </w:rPr>
+    </w:lvl>
+    <w:lvl w:ilvl="4" w:tentative="1">
+      <w:start w:val="1"/>
+      <w:numFmt w:val="bullet"/>
+      <w:lvlText w:val=""/>
+      <w:lvlJc w:val="left"/>
+      <w:pPr>
+        <w:tabs>
+          <w:tab w:val="num" w:pos="3600"/>
+        </w:tabs>
+        <w:ind w:left="3600" w:hanging="360"/>
+      </w:pPr>
+      <w:rPr>
+        <w:rFonts w:ascii="Wingdings" w:hAnsi="Wingdings" w:hint="default"/>
+        <w:sz w:val="20"/>
+      </w:rPr>
+    </w:lvl>
+    <w:lvl w:ilvl="5" w:tentative="1">
+      <w:start w:val="1"/>
+      <w:numFmt w:val="bullet"/>
+      <w:lvlText w:val=""/>
+      <w:lvlJc w:val="left"/>
+      <w:pPr>
+        <w:tabs>
+          <w:tab w:val="num" w:pos="4320"/>
+        </w:tabs>
+        <w:ind w:left="4320" w:hanging="360"/>
+      </w:pPr>
+      <w:rPr>
+        <w:rFonts w:ascii="Wingdings" w:hAnsi="Wingdings" w:hint="default"/>
+        <w:sz w:val="20"/>
+      </w:rPr>
+    </w:lvl>
+    <w:lvl w:ilvl="6" w:tentative="1">
+      <w:start w:val="1"/>
+      <w:numFmt w:val="bullet"/>
+      <w:lvlText w:val=""/>
+      <w:lvlJc w:val="left"/>
+      <w:pPr>
+        <w:tabs>
+          <w:tab w:val="num" w:pos="5040"/>
+        </w:tabs>
+        <w:ind w:left="5040" w:hanging="360"/>
+      </w:pPr>
+      <w:rPr>
+        <w:rFonts w:ascii="Wingdings" w:hAnsi="Wingdings" w:hint="default"/>
+        <w:sz w:val="20"/>
+      </w:rPr>
+    </w:lvl>
+    <w:lvl w:ilvl="7" w:tentative="1">
+      <w:start w:val="1"/>
+      <w:numFmt w:val="bullet"/>
+      <w:lvlText w:val=""/>
+      <w:lvlJc w:val="left"/>
+      <w:pPr>
+        <w:tabs>
+          <w:tab w:val="num" w:pos="5760"/>
+        </w:tabs>
+        <w:ind w:left="5760" w:hanging="360"/>
+      </w:pPr>
+      <w:rPr>
+        <w:rFonts w:ascii="Wingdings" w:hAnsi="Wingdings" w:hint="default"/>
+        <w:sz w:val="20"/>
+      </w:rPr>
+    </w:lvl>
+    <w:lvl w:ilvl="8" w:tentative="1">
+      <w:start w:val="1"/>
+      <w:numFmt w:val="bullet"/>
+      <w:lvlText w:val=""/>
+      <w:lvlJc w:val="left"/>
+      <w:pPr>
+        <w:tabs>
+          <w:tab w:val="num" w:pos="6480"/>
+        </w:tabs>
+        <w:ind w:left="6480" w:hanging="360"/>
+      </w:pPr>
+      <w:rPr>
+        <w:rFonts w:ascii="Wingdings" w:hAnsi="Wingdings" w:hint="default"/>
+        <w:sz w:val="20"/>
+      </w:rPr>
+    </w:lvl>
+  </w:abstractNum>
+  <w:abstractNum w:abstractNumId="6" w15:restartNumberingAfterBreak="0">
     <w:nsid w:val="25AB5595"/>
     <w:multiLevelType w:val="hybridMultilevel"/>
     <w:tmpl w:val="9216E84E"/>
@@ -1331,7 +1677,305 @@
       </w:rPr>
     </w:lvl>
   </w:abstractNum>
-  <w:abstractNum w:abstractNumId="5" w15:restartNumberingAfterBreak="0">
+  <w:abstractNum w:abstractNumId="7" w15:restartNumberingAfterBreak="0">
+    <w:nsid w:val="26665252"/>
+    <w:multiLevelType w:val="multilevel"/>
+    <w:tmpl w:val="995AA6B2"/>
+    <w:lvl w:ilvl="0">
+      <w:start w:val="1"/>
+      <w:numFmt w:val="bullet"/>
+      <w:lvlText w:val=""/>
+      <w:lvlJc w:val="left"/>
+      <w:pPr>
+        <w:tabs>
+          <w:tab w:val="num" w:pos="720"/>
+        </w:tabs>
+        <w:ind w:left="720" w:hanging="360"/>
+      </w:pPr>
+      <w:rPr>
+        <w:rFonts w:ascii="Symbol" w:hAnsi="Symbol" w:hint="default"/>
+        <w:sz w:val="20"/>
+      </w:rPr>
+    </w:lvl>
+    <w:lvl w:ilvl="1" w:tentative="1">
+      <w:start w:val="1"/>
+      <w:numFmt w:val="bullet"/>
+      <w:lvlText w:val="o"/>
+      <w:lvlJc w:val="left"/>
+      <w:pPr>
+        <w:tabs>
+          <w:tab w:val="num" w:pos="1440"/>
+        </w:tabs>
+        <w:ind w:left="1440" w:hanging="360"/>
+      </w:pPr>
+      <w:rPr>
+        <w:rFonts w:ascii="Courier New" w:hAnsi="Courier New" w:hint="default"/>
+        <w:sz w:val="20"/>
+      </w:rPr>
+    </w:lvl>
+    <w:lvl w:ilvl="2" w:tentative="1">
+      <w:start w:val="1"/>
+      <w:numFmt w:val="bullet"/>
+      <w:lvlText w:val=""/>
+      <w:lvlJc w:val="left"/>
+      <w:pPr>
+        <w:tabs>
+          <w:tab w:val="num" w:pos="2160"/>
+        </w:tabs>
+        <w:ind w:left="2160" w:hanging="360"/>
+      </w:pPr>
+      <w:rPr>
+        <w:rFonts w:ascii="Wingdings" w:hAnsi="Wingdings" w:hint="default"/>
+        <w:sz w:val="20"/>
+      </w:rPr>
+    </w:lvl>
+    <w:lvl w:ilvl="3" w:tentative="1">
+      <w:start w:val="1"/>
+      <w:numFmt w:val="bullet"/>
+      <w:lvlText w:val=""/>
+      <w:lvlJc w:val="left"/>
+      <w:pPr>
+        <w:tabs>
+          <w:tab w:val="num" w:pos="2880"/>
+        </w:tabs>
+        <w:ind w:left="2880" w:hanging="360"/>
+      </w:pPr>
+      <w:rPr>
+        <w:rFonts w:ascii="Wingdings" w:hAnsi="Wingdings" w:hint="default"/>
+        <w:sz w:val="20"/>
+      </w:rPr>
+    </w:lvl>
+    <w:lvl w:ilvl="4" w:tentative="1">
+      <w:start w:val="1"/>
+      <w:numFmt w:val="bullet"/>
+      <w:lvlText w:val=""/>
+      <w:lvlJc w:val="left"/>
+      <w:pPr>
+        <w:tabs>
+          <w:tab w:val="num" w:pos="3600"/>
+        </w:tabs>
+        <w:ind w:left="3600" w:hanging="360"/>
+      </w:pPr>
+      <w:rPr>
+        <w:rFonts w:ascii="Wingdings" w:hAnsi="Wingdings" w:hint="default"/>
+        <w:sz w:val="20"/>
+      </w:rPr>
+    </w:lvl>
+    <w:lvl w:ilvl="5" w:tentative="1">
+      <w:start w:val="1"/>
+      <w:numFmt w:val="bullet"/>
+      <w:lvlText w:val=""/>
+      <w:lvlJc w:val="left"/>
+      <w:pPr>
+        <w:tabs>
+          <w:tab w:val="num" w:pos="4320"/>
+        </w:tabs>
+        <w:ind w:left="4320" w:hanging="360"/>
+      </w:pPr>
+      <w:rPr>
+        <w:rFonts w:ascii="Wingdings" w:hAnsi="Wingdings" w:hint="default"/>
+        <w:sz w:val="20"/>
+      </w:rPr>
+    </w:lvl>
+    <w:lvl w:ilvl="6" w:tentative="1">
+      <w:start w:val="1"/>
+      <w:numFmt w:val="bullet"/>
+      <w:lvlText w:val=""/>
+      <w:lvlJc w:val="left"/>
+      <w:pPr>
+        <w:tabs>
+          <w:tab w:val="num" w:pos="5040"/>
+        </w:tabs>
+        <w:ind w:left="5040" w:hanging="360"/>
+      </w:pPr>
+      <w:rPr>
+        <w:rFonts w:ascii="Wingdings" w:hAnsi="Wingdings" w:hint="default"/>
+        <w:sz w:val="20"/>
+      </w:rPr>
+    </w:lvl>
+    <w:lvl w:ilvl="7" w:tentative="1">
+      <w:start w:val="1"/>
+      <w:numFmt w:val="bullet"/>
+      <w:lvlText w:val=""/>
+      <w:lvlJc w:val="left"/>
+      <w:pPr>
+        <w:tabs>
+          <w:tab w:val="num" w:pos="5760"/>
+        </w:tabs>
+        <w:ind w:left="5760" w:hanging="360"/>
+      </w:pPr>
+      <w:rPr>
+        <w:rFonts w:ascii="Wingdings" w:hAnsi="Wingdings" w:hint="default"/>
+        <w:sz w:val="20"/>
+      </w:rPr>
+    </w:lvl>
+    <w:lvl w:ilvl="8" w:tentative="1">
+      <w:start w:val="1"/>
+      <w:numFmt w:val="bullet"/>
+      <w:lvlText w:val=""/>
+      <w:lvlJc w:val="left"/>
+      <w:pPr>
+        <w:tabs>
+          <w:tab w:val="num" w:pos="6480"/>
+        </w:tabs>
+        <w:ind w:left="6480" w:hanging="360"/>
+      </w:pPr>
+      <w:rPr>
+        <w:rFonts w:ascii="Wingdings" w:hAnsi="Wingdings" w:hint="default"/>
+        <w:sz w:val="20"/>
+      </w:rPr>
+    </w:lvl>
+  </w:abstractNum>
+  <w:abstractNum w:abstractNumId="8" w15:restartNumberingAfterBreak="0">
+    <w:nsid w:val="2C5E5C68"/>
+    <w:multiLevelType w:val="multilevel"/>
+    <w:tmpl w:val="BA18D948"/>
+    <w:lvl w:ilvl="0">
+      <w:start w:val="1"/>
+      <w:numFmt w:val="bullet"/>
+      <w:lvlText w:val=""/>
+      <w:lvlJc w:val="left"/>
+      <w:pPr>
+        <w:tabs>
+          <w:tab w:val="num" w:pos="720"/>
+        </w:tabs>
+        <w:ind w:left="720" w:hanging="360"/>
+      </w:pPr>
+      <w:rPr>
+        <w:rFonts w:ascii="Symbol" w:hAnsi="Symbol" w:hint="default"/>
+        <w:sz w:val="20"/>
+      </w:rPr>
+    </w:lvl>
+    <w:lvl w:ilvl="1" w:tentative="1">
+      <w:start w:val="1"/>
+      <w:numFmt w:val="bullet"/>
+      <w:lvlText w:val="o"/>
+      <w:lvlJc w:val="left"/>
+      <w:pPr>
+        <w:tabs>
+          <w:tab w:val="num" w:pos="1440"/>
+        </w:tabs>
+        <w:ind w:left="1440" w:hanging="360"/>
+      </w:pPr>
+      <w:rPr>
+        <w:rFonts w:ascii="Courier New" w:hAnsi="Courier New" w:hint="default"/>
+        <w:sz w:val="20"/>
+      </w:rPr>
+    </w:lvl>
+    <w:lvl w:ilvl="2" w:tentative="1">
+      <w:start w:val="1"/>
+      <w:numFmt w:val="bullet"/>
+      <w:lvlText w:val=""/>
+      <w:lvlJc w:val="left"/>
+      <w:pPr>
+        <w:tabs>
+          <w:tab w:val="num" w:pos="2160"/>
+        </w:tabs>
+        <w:ind w:left="2160" w:hanging="360"/>
+      </w:pPr>
+      <w:rPr>
+        <w:rFonts w:ascii="Wingdings" w:hAnsi="Wingdings" w:hint="default"/>
+        <w:sz w:val="20"/>
+      </w:rPr>
+    </w:lvl>
+    <w:lvl w:ilvl="3" w:tentative="1">
+      <w:start w:val="1"/>
+      <w:numFmt w:val="bullet"/>
+      <w:lvlText w:val=""/>
+      <w:lvlJc w:val="left"/>
+      <w:pPr>
+        <w:tabs>
+          <w:tab w:val="num" w:pos="2880"/>
+        </w:tabs>
+        <w:ind w:left="2880" w:hanging="360"/>
+      </w:pPr>
+      <w:rPr>
+        <w:rFonts w:ascii="Wingdings" w:hAnsi="Wingdings" w:hint="default"/>
+        <w:sz w:val="20"/>
+      </w:rPr>
+    </w:lvl>
+    <w:lvl w:ilvl="4" w:tentative="1">
+      <w:start w:val="1"/>
+      <w:numFmt w:val="bullet"/>
+      <w:lvlText w:val=""/>
+      <w:lvlJc w:val="left"/>
+      <w:pPr>
+        <w:tabs>
+          <w:tab w:val="num" w:pos="3600"/>
+        </w:tabs>
+        <w:ind w:left="3600" w:hanging="360"/>
+      </w:pPr>
+      <w:rPr>
+        <w:rFonts w:ascii="Wingdings" w:hAnsi="Wingdings" w:hint="default"/>
+        <w:sz w:val="20"/>
+      </w:rPr>
+    </w:lvl>
+    <w:lvl w:ilvl="5" w:tentative="1">
+      <w:start w:val="1"/>
+      <w:numFmt w:val="bullet"/>
+      <w:lvlText w:val=""/>
+      <w:lvlJc w:val="left"/>
+      <w:pPr>
+        <w:tabs>
+          <w:tab w:val="num" w:pos="4320"/>
+        </w:tabs>
+        <w:ind w:left="4320" w:hanging="360"/>
+      </w:pPr>
+      <w:rPr>
+        <w:rFonts w:ascii="Wingdings" w:hAnsi="Wingdings" w:hint="default"/>
+        <w:sz w:val="20"/>
+      </w:rPr>
+    </w:lvl>
+    <w:lvl w:ilvl="6" w:tentative="1">
+      <w:start w:val="1"/>
+      <w:numFmt w:val="bullet"/>
+      <w:lvlText w:val=""/>
+      <w:lvlJc w:val="left"/>
+      <w:pPr>
+        <w:tabs>
+          <w:tab w:val="num" w:pos="5040"/>
+        </w:tabs>
+        <w:ind w:left="5040" w:hanging="360"/>
+      </w:pPr>
+      <w:rPr>
+        <w:rFonts w:ascii="Wingdings" w:hAnsi="Wingdings" w:hint="default"/>
+        <w:sz w:val="20"/>
+      </w:rPr>
+    </w:lvl>
+    <w:lvl w:ilvl="7" w:tentative="1">
+      <w:start w:val="1"/>
+      <w:numFmt w:val="bullet"/>
+      <w:lvlText w:val=""/>
+      <w:lvlJc w:val="left"/>
+      <w:pPr>
+        <w:tabs>
+          <w:tab w:val="num" w:pos="5760"/>
+        </w:tabs>
+        <w:ind w:left="5760" w:hanging="360"/>
+      </w:pPr>
+      <w:rPr>
+        <w:rFonts w:ascii="Wingdings" w:hAnsi="Wingdings" w:hint="default"/>
+        <w:sz w:val="20"/>
+      </w:rPr>
+    </w:lvl>
+    <w:lvl w:ilvl="8" w:tentative="1">
+      <w:start w:val="1"/>
+      <w:numFmt w:val="bullet"/>
+      <w:lvlText w:val=""/>
+      <w:lvlJc w:val="left"/>
+      <w:pPr>
+        <w:tabs>
+          <w:tab w:val="num" w:pos="6480"/>
+        </w:tabs>
+        <w:ind w:left="6480" w:hanging="360"/>
+      </w:pPr>
+      <w:rPr>
+        <w:rFonts w:ascii="Wingdings" w:hAnsi="Wingdings" w:hint="default"/>
+        <w:sz w:val="20"/>
+      </w:rPr>
+    </w:lvl>
+  </w:abstractNum>
+  <w:abstractNum w:abstractNumId="9" w15:restartNumberingAfterBreak="0">
     <w:nsid w:val="33D832F7"/>
     <w:multiLevelType w:val="hybridMultilevel"/>
     <w:tmpl w:val="7C9E3DF4"/>
@@ -1444,7 +2088,7 @@
       </w:rPr>
     </w:lvl>
   </w:abstractNum>
-  <w:abstractNum w:abstractNumId="6" w15:restartNumberingAfterBreak="0">
+  <w:abstractNum w:abstractNumId="10" w15:restartNumberingAfterBreak="0">
     <w:nsid w:val="36813A4B"/>
     <w:multiLevelType w:val="hybridMultilevel"/>
     <w:tmpl w:val="6C3A6244"/>
@@ -1557,7 +2201,7 @@
       </w:rPr>
     </w:lvl>
   </w:abstractNum>
-  <w:abstractNum w:abstractNumId="7" w15:restartNumberingAfterBreak="0">
+  <w:abstractNum w:abstractNumId="11" w15:restartNumberingAfterBreak="0">
     <w:nsid w:val="375F7261"/>
     <w:multiLevelType w:val="hybridMultilevel"/>
     <w:tmpl w:val="8D243BA8"/>
@@ -1670,7 +2314,7 @@
       </w:rPr>
     </w:lvl>
   </w:abstractNum>
-  <w:abstractNum w:abstractNumId="8" w15:restartNumberingAfterBreak="0">
+  <w:abstractNum w:abstractNumId="12" w15:restartNumberingAfterBreak="0">
     <w:nsid w:val="38055805"/>
     <w:multiLevelType w:val="hybridMultilevel"/>
     <w:tmpl w:val="21AAD9D0"/>
@@ -1783,11 +2427,160 @@
       </w:rPr>
     </w:lvl>
   </w:abstractNum>
-  <w:abstractNum w:abstractNumId="9" w15:restartNumberingAfterBreak="0">
+  <w:abstractNum w:abstractNumId="13" w15:restartNumberingAfterBreak="0">
+    <w:nsid w:val="38C76A89"/>
+    <w:multiLevelType w:val="multilevel"/>
+    <w:tmpl w:val="D092FD86"/>
+    <w:lvl w:ilvl="0">
+      <w:start w:val="1"/>
+      <w:numFmt w:val="bullet"/>
+      <w:lvlText w:val=""/>
+      <w:lvlJc w:val="left"/>
+      <w:pPr>
+        <w:tabs>
+          <w:tab w:val="num" w:pos="720"/>
+        </w:tabs>
+        <w:ind w:left="720" w:hanging="360"/>
+      </w:pPr>
+      <w:rPr>
+        <w:rFonts w:ascii="Symbol" w:hAnsi="Symbol" w:hint="default"/>
+        <w:sz w:val="20"/>
+      </w:rPr>
+    </w:lvl>
+    <w:lvl w:ilvl="1" w:tentative="1">
+      <w:start w:val="1"/>
+      <w:numFmt w:val="bullet"/>
+      <w:lvlText w:val="o"/>
+      <w:lvlJc w:val="left"/>
+      <w:pPr>
+        <w:tabs>
+          <w:tab w:val="num" w:pos="1440"/>
+        </w:tabs>
+        <w:ind w:left="1440" w:hanging="360"/>
+      </w:pPr>
+      <w:rPr>
+        <w:rFonts w:ascii="Courier New" w:hAnsi="Courier New" w:hint="default"/>
+        <w:sz w:val="20"/>
+      </w:rPr>
+    </w:lvl>
+    <w:lvl w:ilvl="2" w:tentative="1">
+      <w:start w:val="1"/>
+      <w:numFmt w:val="bullet"/>
+      <w:lvlText w:val=""/>
+      <w:lvlJc w:val="left"/>
+      <w:pPr>
+        <w:tabs>
+          <w:tab w:val="num" w:pos="2160"/>
+        </w:tabs>
+        <w:ind w:left="2160" w:hanging="360"/>
+      </w:pPr>
+      <w:rPr>
+        <w:rFonts w:ascii="Wingdings" w:hAnsi="Wingdings" w:hint="default"/>
+        <w:sz w:val="20"/>
+      </w:rPr>
+    </w:lvl>
+    <w:lvl w:ilvl="3" w:tentative="1">
+      <w:start w:val="1"/>
+      <w:numFmt w:val="bullet"/>
+      <w:lvlText w:val=""/>
+      <w:lvlJc w:val="left"/>
+      <w:pPr>
+        <w:tabs>
+          <w:tab w:val="num" w:pos="2880"/>
+        </w:tabs>
+        <w:ind w:left="2880" w:hanging="360"/>
+      </w:pPr>
+      <w:rPr>
+        <w:rFonts w:ascii="Wingdings" w:hAnsi="Wingdings" w:hint="default"/>
+        <w:sz w:val="20"/>
+      </w:rPr>
+    </w:lvl>
+    <w:lvl w:ilvl="4" w:tentative="1">
+      <w:start w:val="1"/>
+      <w:numFmt w:val="bullet"/>
+      <w:lvlText w:val=""/>
+      <w:lvlJc w:val="left"/>
+      <w:pPr>
+        <w:tabs>
+          <w:tab w:val="num" w:pos="3600"/>
+        </w:tabs>
+        <w:ind w:left="3600" w:hanging="360"/>
+      </w:pPr>
+      <w:rPr>
+        <w:rFonts w:ascii="Wingdings" w:hAnsi="Wingdings" w:hint="default"/>
+        <w:sz w:val="20"/>
+      </w:rPr>
+    </w:lvl>
+    <w:lvl w:ilvl="5" w:tentative="1">
+      <w:start w:val="1"/>
+      <w:numFmt w:val="bullet"/>
+      <w:lvlText w:val=""/>
+      <w:lvlJc w:val="left"/>
+      <w:pPr>
+        <w:tabs>
+          <w:tab w:val="num" w:pos="4320"/>
+        </w:tabs>
+        <w:ind w:left="4320" w:hanging="360"/>
+      </w:pPr>
+      <w:rPr>
+        <w:rFonts w:ascii="Wingdings" w:hAnsi="Wingdings" w:hint="default"/>
+        <w:sz w:val="20"/>
+      </w:rPr>
+    </w:lvl>
+    <w:lvl w:ilvl="6" w:tentative="1">
+      <w:start w:val="1"/>
+      <w:numFmt w:val="bullet"/>
+      <w:lvlText w:val=""/>
+      <w:lvlJc w:val="left"/>
+      <w:pPr>
+        <w:tabs>
+          <w:tab w:val="num" w:pos="5040"/>
+        </w:tabs>
+        <w:ind w:left="5040" w:hanging="360"/>
+      </w:pPr>
+      <w:rPr>
+        <w:rFonts w:ascii="Wingdings" w:hAnsi="Wingdings" w:hint="default"/>
+        <w:sz w:val="20"/>
+      </w:rPr>
+    </w:lvl>
+    <w:lvl w:ilvl="7" w:tentative="1">
+      <w:start w:val="1"/>
+      <w:numFmt w:val="bullet"/>
+      <w:lvlText w:val=""/>
+      <w:lvlJc w:val="left"/>
+      <w:pPr>
+        <w:tabs>
+          <w:tab w:val="num" w:pos="5760"/>
+        </w:tabs>
+        <w:ind w:left="5760" w:hanging="360"/>
+      </w:pPr>
+      <w:rPr>
+        <w:rFonts w:ascii="Wingdings" w:hAnsi="Wingdings" w:hint="default"/>
+        <w:sz w:val="20"/>
+      </w:rPr>
+    </w:lvl>
+    <w:lvl w:ilvl="8" w:tentative="1">
+      <w:start w:val="1"/>
+      <w:numFmt w:val="bullet"/>
+      <w:lvlText w:val=""/>
+      <w:lvlJc w:val="left"/>
+      <w:pPr>
+        <w:tabs>
+          <w:tab w:val="num" w:pos="6480"/>
+        </w:tabs>
+        <w:ind w:left="6480" w:hanging="360"/>
+      </w:pPr>
+      <w:rPr>
+        <w:rFonts w:ascii="Wingdings" w:hAnsi="Wingdings" w:hint="default"/>
+        <w:sz w:val="20"/>
+      </w:rPr>
+    </w:lvl>
+  </w:abstractNum>
+  <w:abstractNum w:abstractNumId="14" w15:restartNumberingAfterBreak="0">
     <w:nsid w:val="3D133AA7"/>
     <w:multiLevelType w:val="hybridMultilevel"/>
-    <w:tmpl w:val="88DAB7A8"/>
-    <w:lvl w:ilvl="0" w:tplc="4404D308">
+    <w:tmpl w:val="DA185516"/>
+    <w:lvl w:ilvl="0" w:tplc="AAD89CA6">
       <w:start w:val="1"/>
       <w:numFmt w:val="decimal"/>
       <w:pStyle w:val="Heading1"/>
@@ -1870,7 +2663,7 @@
       </w:pPr>
     </w:lvl>
   </w:abstractNum>
-  <w:abstractNum w:abstractNumId="10" w15:restartNumberingAfterBreak="0">
+  <w:abstractNum w:abstractNumId="15" w15:restartNumberingAfterBreak="0">
     <w:nsid w:val="3E03352D"/>
     <w:multiLevelType w:val="hybridMultilevel"/>
     <w:tmpl w:val="5F8A99C8"/>
@@ -1983,7 +2776,7 @@
       </w:rPr>
     </w:lvl>
   </w:abstractNum>
-  <w:abstractNum w:abstractNumId="11" w15:restartNumberingAfterBreak="0">
+  <w:abstractNum w:abstractNumId="16" w15:restartNumberingAfterBreak="0">
     <w:nsid w:val="3FFC6700"/>
     <w:multiLevelType w:val="hybridMultilevel"/>
     <w:tmpl w:val="71400EB2"/>
@@ -2096,7 +2889,7 @@
       </w:rPr>
     </w:lvl>
   </w:abstractNum>
-  <w:abstractNum w:abstractNumId="12" w15:restartNumberingAfterBreak="0">
+  <w:abstractNum w:abstractNumId="17" w15:restartNumberingAfterBreak="0">
     <w:nsid w:val="42493361"/>
     <w:multiLevelType w:val="hybridMultilevel"/>
     <w:tmpl w:val="25D22BB4"/>
@@ -2209,7 +3002,7 @@
       </w:rPr>
     </w:lvl>
   </w:abstractNum>
-  <w:abstractNum w:abstractNumId="13" w15:restartNumberingAfterBreak="0">
+  <w:abstractNum w:abstractNumId="18" w15:restartNumberingAfterBreak="0">
     <w:nsid w:val="4F96687C"/>
     <w:multiLevelType w:val="hybridMultilevel"/>
     <w:tmpl w:val="5350ADD8"/>
@@ -2322,7 +3115,7 @@
       </w:rPr>
     </w:lvl>
   </w:abstractNum>
-  <w:abstractNum w:abstractNumId="14" w15:restartNumberingAfterBreak="0">
+  <w:abstractNum w:abstractNumId="19" w15:restartNumberingAfterBreak="0">
     <w:nsid w:val="55350CF8"/>
     <w:multiLevelType w:val="hybridMultilevel"/>
     <w:tmpl w:val="B96257F2"/>
@@ -2409,7 +3202,305 @@
       </w:pPr>
     </w:lvl>
   </w:abstractNum>
-  <w:abstractNum w:abstractNumId="15" w15:restartNumberingAfterBreak="0">
+  <w:abstractNum w:abstractNumId="20" w15:restartNumberingAfterBreak="0">
+    <w:nsid w:val="55A4351F"/>
+    <w:multiLevelType w:val="multilevel"/>
+    <w:tmpl w:val="2566019C"/>
+    <w:lvl w:ilvl="0">
+      <w:start w:val="1"/>
+      <w:numFmt w:val="bullet"/>
+      <w:lvlText w:val=""/>
+      <w:lvlJc w:val="left"/>
+      <w:pPr>
+        <w:tabs>
+          <w:tab w:val="num" w:pos="720"/>
+        </w:tabs>
+        <w:ind w:left="720" w:hanging="360"/>
+      </w:pPr>
+      <w:rPr>
+        <w:rFonts w:ascii="Symbol" w:hAnsi="Symbol" w:hint="default"/>
+        <w:sz w:val="20"/>
+      </w:rPr>
+    </w:lvl>
+    <w:lvl w:ilvl="1" w:tentative="1">
+      <w:start w:val="1"/>
+      <w:numFmt w:val="bullet"/>
+      <w:lvlText w:val="o"/>
+      <w:lvlJc w:val="left"/>
+      <w:pPr>
+        <w:tabs>
+          <w:tab w:val="num" w:pos="1440"/>
+        </w:tabs>
+        <w:ind w:left="1440" w:hanging="360"/>
+      </w:pPr>
+      <w:rPr>
+        <w:rFonts w:ascii="Courier New" w:hAnsi="Courier New" w:hint="default"/>
+        <w:sz w:val="20"/>
+      </w:rPr>
+    </w:lvl>
+    <w:lvl w:ilvl="2" w:tentative="1">
+      <w:start w:val="1"/>
+      <w:numFmt w:val="bullet"/>
+      <w:lvlText w:val=""/>
+      <w:lvlJc w:val="left"/>
+      <w:pPr>
+        <w:tabs>
+          <w:tab w:val="num" w:pos="2160"/>
+        </w:tabs>
+        <w:ind w:left="2160" w:hanging="360"/>
+      </w:pPr>
+      <w:rPr>
+        <w:rFonts w:ascii="Wingdings" w:hAnsi="Wingdings" w:hint="default"/>
+        <w:sz w:val="20"/>
+      </w:rPr>
+    </w:lvl>
+    <w:lvl w:ilvl="3" w:tentative="1">
+      <w:start w:val="1"/>
+      <w:numFmt w:val="bullet"/>
+      <w:lvlText w:val=""/>
+      <w:lvlJc w:val="left"/>
+      <w:pPr>
+        <w:tabs>
+          <w:tab w:val="num" w:pos="2880"/>
+        </w:tabs>
+        <w:ind w:left="2880" w:hanging="360"/>
+      </w:pPr>
+      <w:rPr>
+        <w:rFonts w:ascii="Wingdings" w:hAnsi="Wingdings" w:hint="default"/>
+        <w:sz w:val="20"/>
+      </w:rPr>
+    </w:lvl>
+    <w:lvl w:ilvl="4" w:tentative="1">
+      <w:start w:val="1"/>
+      <w:numFmt w:val="bullet"/>
+      <w:lvlText w:val=""/>
+      <w:lvlJc w:val="left"/>
+      <w:pPr>
+        <w:tabs>
+          <w:tab w:val="num" w:pos="3600"/>
+        </w:tabs>
+        <w:ind w:left="3600" w:hanging="360"/>
+      </w:pPr>
+      <w:rPr>
+        <w:rFonts w:ascii="Wingdings" w:hAnsi="Wingdings" w:hint="default"/>
+        <w:sz w:val="20"/>
+      </w:rPr>
+    </w:lvl>
+    <w:lvl w:ilvl="5" w:tentative="1">
+      <w:start w:val="1"/>
+      <w:numFmt w:val="bullet"/>
+      <w:lvlText w:val=""/>
+      <w:lvlJc w:val="left"/>
+      <w:pPr>
+        <w:tabs>
+          <w:tab w:val="num" w:pos="4320"/>
+        </w:tabs>
+        <w:ind w:left="4320" w:hanging="360"/>
+      </w:pPr>
+      <w:rPr>
+        <w:rFonts w:ascii="Wingdings" w:hAnsi="Wingdings" w:hint="default"/>
+        <w:sz w:val="20"/>
+      </w:rPr>
+    </w:lvl>
+    <w:lvl w:ilvl="6" w:tentative="1">
+      <w:start w:val="1"/>
+      <w:numFmt w:val="bullet"/>
+      <w:lvlText w:val=""/>
+      <w:lvlJc w:val="left"/>
+      <w:pPr>
+        <w:tabs>
+          <w:tab w:val="num" w:pos="5040"/>
+        </w:tabs>
+        <w:ind w:left="5040" w:hanging="360"/>
+      </w:pPr>
+      <w:rPr>
+        <w:rFonts w:ascii="Wingdings" w:hAnsi="Wingdings" w:hint="default"/>
+        <w:sz w:val="20"/>
+      </w:rPr>
+    </w:lvl>
+    <w:lvl w:ilvl="7" w:tentative="1">
+      <w:start w:val="1"/>
+      <w:numFmt w:val="bullet"/>
+      <w:lvlText w:val=""/>
+      <w:lvlJc w:val="left"/>
+      <w:pPr>
+        <w:tabs>
+          <w:tab w:val="num" w:pos="5760"/>
+        </w:tabs>
+        <w:ind w:left="5760" w:hanging="360"/>
+      </w:pPr>
+      <w:rPr>
+        <w:rFonts w:ascii="Wingdings" w:hAnsi="Wingdings" w:hint="default"/>
+        <w:sz w:val="20"/>
+      </w:rPr>
+    </w:lvl>
+    <w:lvl w:ilvl="8" w:tentative="1">
+      <w:start w:val="1"/>
+      <w:numFmt w:val="bullet"/>
+      <w:lvlText w:val=""/>
+      <w:lvlJc w:val="left"/>
+      <w:pPr>
+        <w:tabs>
+          <w:tab w:val="num" w:pos="6480"/>
+        </w:tabs>
+        <w:ind w:left="6480" w:hanging="360"/>
+      </w:pPr>
+      <w:rPr>
+        <w:rFonts w:ascii="Wingdings" w:hAnsi="Wingdings" w:hint="default"/>
+        <w:sz w:val="20"/>
+      </w:rPr>
+    </w:lvl>
+  </w:abstractNum>
+  <w:abstractNum w:abstractNumId="21" w15:restartNumberingAfterBreak="0">
+    <w:nsid w:val="595548DF"/>
+    <w:multiLevelType w:val="multilevel"/>
+    <w:tmpl w:val="BC269FEE"/>
+    <w:lvl w:ilvl="0">
+      <w:start w:val="1"/>
+      <w:numFmt w:val="bullet"/>
+      <w:lvlText w:val=""/>
+      <w:lvlJc w:val="left"/>
+      <w:pPr>
+        <w:tabs>
+          <w:tab w:val="num" w:pos="720"/>
+        </w:tabs>
+        <w:ind w:left="720" w:hanging="360"/>
+      </w:pPr>
+      <w:rPr>
+        <w:rFonts w:ascii="Symbol" w:hAnsi="Symbol" w:hint="default"/>
+        <w:sz w:val="20"/>
+      </w:rPr>
+    </w:lvl>
+    <w:lvl w:ilvl="1" w:tentative="1">
+      <w:start w:val="1"/>
+      <w:numFmt w:val="bullet"/>
+      <w:lvlText w:val="o"/>
+      <w:lvlJc w:val="left"/>
+      <w:pPr>
+        <w:tabs>
+          <w:tab w:val="num" w:pos="1440"/>
+        </w:tabs>
+        <w:ind w:left="1440" w:hanging="360"/>
+      </w:pPr>
+      <w:rPr>
+        <w:rFonts w:ascii="Courier New" w:hAnsi="Courier New" w:hint="default"/>
+        <w:sz w:val="20"/>
+      </w:rPr>
+    </w:lvl>
+    <w:lvl w:ilvl="2" w:tentative="1">
+      <w:start w:val="1"/>
+      <w:numFmt w:val="bullet"/>
+      <w:lvlText w:val=""/>
+      <w:lvlJc w:val="left"/>
+      <w:pPr>
+        <w:tabs>
+          <w:tab w:val="num" w:pos="2160"/>
+        </w:tabs>
+        <w:ind w:left="2160" w:hanging="360"/>
+      </w:pPr>
+      <w:rPr>
+        <w:rFonts w:ascii="Wingdings" w:hAnsi="Wingdings" w:hint="default"/>
+        <w:sz w:val="20"/>
+      </w:rPr>
+    </w:lvl>
+    <w:lvl w:ilvl="3" w:tentative="1">
+      <w:start w:val="1"/>
+      <w:numFmt w:val="bullet"/>
+      <w:lvlText w:val=""/>
+      <w:lvlJc w:val="left"/>
+      <w:pPr>
+        <w:tabs>
+          <w:tab w:val="num" w:pos="2880"/>
+        </w:tabs>
+        <w:ind w:left="2880" w:hanging="360"/>
+      </w:pPr>
+      <w:rPr>
+        <w:rFonts w:ascii="Wingdings" w:hAnsi="Wingdings" w:hint="default"/>
+        <w:sz w:val="20"/>
+      </w:rPr>
+    </w:lvl>
+    <w:lvl w:ilvl="4" w:tentative="1">
+      <w:start w:val="1"/>
+      <w:numFmt w:val="bullet"/>
+      <w:lvlText w:val=""/>
+      <w:lvlJc w:val="left"/>
+      <w:pPr>
+        <w:tabs>
+          <w:tab w:val="num" w:pos="3600"/>
+        </w:tabs>
+        <w:ind w:left="3600" w:hanging="360"/>
+      </w:pPr>
+      <w:rPr>
+        <w:rFonts w:ascii="Wingdings" w:hAnsi="Wingdings" w:hint="default"/>
+        <w:sz w:val="20"/>
+      </w:rPr>
+    </w:lvl>
+    <w:lvl w:ilvl="5" w:tentative="1">
+      <w:start w:val="1"/>
+      <w:numFmt w:val="bullet"/>
+      <w:lvlText w:val=""/>
+      <w:lvlJc w:val="left"/>
+      <w:pPr>
+        <w:tabs>
+          <w:tab w:val="num" w:pos="4320"/>
+        </w:tabs>
+        <w:ind w:left="4320" w:hanging="360"/>
+      </w:pPr>
+      <w:rPr>
+        <w:rFonts w:ascii="Wingdings" w:hAnsi="Wingdings" w:hint="default"/>
+        <w:sz w:val="20"/>
+      </w:rPr>
+    </w:lvl>
+    <w:lvl w:ilvl="6" w:tentative="1">
+      <w:start w:val="1"/>
+      <w:numFmt w:val="bullet"/>
+      <w:lvlText w:val=""/>
+      <w:lvlJc w:val="left"/>
+      <w:pPr>
+        <w:tabs>
+          <w:tab w:val="num" w:pos="5040"/>
+        </w:tabs>
+        <w:ind w:left="5040" w:hanging="360"/>
+      </w:pPr>
+      <w:rPr>
+        <w:rFonts w:ascii="Wingdings" w:hAnsi="Wingdings" w:hint="default"/>
+        <w:sz w:val="20"/>
+      </w:rPr>
+    </w:lvl>
+    <w:lvl w:ilvl="7" w:tentative="1">
+      <w:start w:val="1"/>
+      <w:numFmt w:val="bullet"/>
+      <w:lvlText w:val=""/>
+      <w:lvlJc w:val="left"/>
+      <w:pPr>
+        <w:tabs>
+          <w:tab w:val="num" w:pos="5760"/>
+        </w:tabs>
+        <w:ind w:left="5760" w:hanging="360"/>
+      </w:pPr>
+      <w:rPr>
+        <w:rFonts w:ascii="Wingdings" w:hAnsi="Wingdings" w:hint="default"/>
+        <w:sz w:val="20"/>
+      </w:rPr>
+    </w:lvl>
+    <w:lvl w:ilvl="8" w:tentative="1">
+      <w:start w:val="1"/>
+      <w:numFmt w:val="bullet"/>
+      <w:lvlText w:val=""/>
+      <w:lvlJc w:val="left"/>
+      <w:pPr>
+        <w:tabs>
+          <w:tab w:val="num" w:pos="6480"/>
+        </w:tabs>
+        <w:ind w:left="6480" w:hanging="360"/>
+      </w:pPr>
+      <w:rPr>
+        <w:rFonts w:ascii="Wingdings" w:hAnsi="Wingdings" w:hint="default"/>
+        <w:sz w:val="20"/>
+      </w:rPr>
+    </w:lvl>
+  </w:abstractNum>
+  <w:abstractNum w:abstractNumId="22" w15:restartNumberingAfterBreak="0">
     <w:nsid w:val="5D362C0E"/>
     <w:multiLevelType w:val="hybridMultilevel"/>
     <w:tmpl w:val="9DDEDFAA"/>
@@ -2522,7 +3613,7 @@
       </w:rPr>
     </w:lvl>
   </w:abstractNum>
-  <w:abstractNum w:abstractNumId="16" w15:restartNumberingAfterBreak="0">
+  <w:abstractNum w:abstractNumId="23" w15:restartNumberingAfterBreak="0">
     <w:nsid w:val="5E4246DC"/>
     <w:multiLevelType w:val="hybridMultilevel"/>
     <w:tmpl w:val="A1BAD6F4"/>
@@ -2635,7 +3726,7 @@
       </w:rPr>
     </w:lvl>
   </w:abstractNum>
-  <w:abstractNum w:abstractNumId="17" w15:restartNumberingAfterBreak="0">
+  <w:abstractNum w:abstractNumId="24" w15:restartNumberingAfterBreak="0">
     <w:nsid w:val="62EA76E8"/>
     <w:multiLevelType w:val="hybridMultilevel"/>
     <w:tmpl w:val="F6D4A5B2"/>
@@ -2748,7 +3839,7 @@
       </w:rPr>
     </w:lvl>
   </w:abstractNum>
-  <w:abstractNum w:abstractNumId="18" w15:restartNumberingAfterBreak="0">
+  <w:abstractNum w:abstractNumId="25" w15:restartNumberingAfterBreak="0">
     <w:nsid w:val="634C1506"/>
     <w:multiLevelType w:val="hybridMultilevel"/>
     <w:tmpl w:val="3C4C8F1E"/>
@@ -2861,7 +3952,7 @@
       </w:rPr>
     </w:lvl>
   </w:abstractNum>
-  <w:abstractNum w:abstractNumId="19" w15:restartNumberingAfterBreak="0">
+  <w:abstractNum w:abstractNumId="26" w15:restartNumberingAfterBreak="0">
     <w:nsid w:val="63C008B3"/>
     <w:multiLevelType w:val="hybridMultilevel"/>
     <w:tmpl w:val="D6506308"/>
@@ -2975,7 +4066,305 @@
       </w:rPr>
     </w:lvl>
   </w:abstractNum>
-  <w:abstractNum w:abstractNumId="20" w15:restartNumberingAfterBreak="0">
+  <w:abstractNum w:abstractNumId="27" w15:restartNumberingAfterBreak="0">
+    <w:nsid w:val="656A5916"/>
+    <w:multiLevelType w:val="multilevel"/>
+    <w:tmpl w:val="CA04869C"/>
+    <w:lvl w:ilvl="0">
+      <w:start w:val="1"/>
+      <w:numFmt w:val="bullet"/>
+      <w:lvlText w:val=""/>
+      <w:lvlJc w:val="left"/>
+      <w:pPr>
+        <w:tabs>
+          <w:tab w:val="num" w:pos="720"/>
+        </w:tabs>
+        <w:ind w:left="720" w:hanging="360"/>
+      </w:pPr>
+      <w:rPr>
+        <w:rFonts w:ascii="Symbol" w:hAnsi="Symbol" w:hint="default"/>
+        <w:sz w:val="20"/>
+      </w:rPr>
+    </w:lvl>
+    <w:lvl w:ilvl="1" w:tentative="1">
+      <w:start w:val="1"/>
+      <w:numFmt w:val="bullet"/>
+      <w:lvlText w:val="o"/>
+      <w:lvlJc w:val="left"/>
+      <w:pPr>
+        <w:tabs>
+          <w:tab w:val="num" w:pos="1440"/>
+        </w:tabs>
+        <w:ind w:left="1440" w:hanging="360"/>
+      </w:pPr>
+      <w:rPr>
+        <w:rFonts w:ascii="Courier New" w:hAnsi="Courier New" w:hint="default"/>
+        <w:sz w:val="20"/>
+      </w:rPr>
+    </w:lvl>
+    <w:lvl w:ilvl="2" w:tentative="1">
+      <w:start w:val="1"/>
+      <w:numFmt w:val="bullet"/>
+      <w:lvlText w:val=""/>
+      <w:lvlJc w:val="left"/>
+      <w:pPr>
+        <w:tabs>
+          <w:tab w:val="num" w:pos="2160"/>
+        </w:tabs>
+        <w:ind w:left="2160" w:hanging="360"/>
+      </w:pPr>
+      <w:rPr>
+        <w:rFonts w:ascii="Wingdings" w:hAnsi="Wingdings" w:hint="default"/>
+        <w:sz w:val="20"/>
+      </w:rPr>
+    </w:lvl>
+    <w:lvl w:ilvl="3" w:tentative="1">
+      <w:start w:val="1"/>
+      <w:numFmt w:val="bullet"/>
+      <w:lvlText w:val=""/>
+      <w:lvlJc w:val="left"/>
+      <w:pPr>
+        <w:tabs>
+          <w:tab w:val="num" w:pos="2880"/>
+        </w:tabs>
+        <w:ind w:left="2880" w:hanging="360"/>
+      </w:pPr>
+      <w:rPr>
+        <w:rFonts w:ascii="Wingdings" w:hAnsi="Wingdings" w:hint="default"/>
+        <w:sz w:val="20"/>
+      </w:rPr>
+    </w:lvl>
+    <w:lvl w:ilvl="4" w:tentative="1">
+      <w:start w:val="1"/>
+      <w:numFmt w:val="bullet"/>
+      <w:lvlText w:val=""/>
+      <w:lvlJc w:val="left"/>
+      <w:pPr>
+        <w:tabs>
+          <w:tab w:val="num" w:pos="3600"/>
+        </w:tabs>
+        <w:ind w:left="3600" w:hanging="360"/>
+      </w:pPr>
+      <w:rPr>
+        <w:rFonts w:ascii="Wingdings" w:hAnsi="Wingdings" w:hint="default"/>
+        <w:sz w:val="20"/>
+      </w:rPr>
+    </w:lvl>
+    <w:lvl w:ilvl="5" w:tentative="1">
+      <w:start w:val="1"/>
+      <w:numFmt w:val="bullet"/>
+      <w:lvlText w:val=""/>
+      <w:lvlJc w:val="left"/>
+      <w:pPr>
+        <w:tabs>
+          <w:tab w:val="num" w:pos="4320"/>
+        </w:tabs>
+        <w:ind w:left="4320" w:hanging="360"/>
+      </w:pPr>
+      <w:rPr>
+        <w:rFonts w:ascii="Wingdings" w:hAnsi="Wingdings" w:hint="default"/>
+        <w:sz w:val="20"/>
+      </w:rPr>
+    </w:lvl>
+    <w:lvl w:ilvl="6" w:tentative="1">
+      <w:start w:val="1"/>
+      <w:numFmt w:val="bullet"/>
+      <w:lvlText w:val=""/>
+      <w:lvlJc w:val="left"/>
+      <w:pPr>
+        <w:tabs>
+          <w:tab w:val="num" w:pos="5040"/>
+        </w:tabs>
+        <w:ind w:left="5040" w:hanging="360"/>
+      </w:pPr>
+      <w:rPr>
+        <w:rFonts w:ascii="Wingdings" w:hAnsi="Wingdings" w:hint="default"/>
+        <w:sz w:val="20"/>
+      </w:rPr>
+    </w:lvl>
+    <w:lvl w:ilvl="7" w:tentative="1">
+      <w:start w:val="1"/>
+      <w:numFmt w:val="bullet"/>
+      <w:lvlText w:val=""/>
+      <w:lvlJc w:val="left"/>
+      <w:pPr>
+        <w:tabs>
+          <w:tab w:val="num" w:pos="5760"/>
+        </w:tabs>
+        <w:ind w:left="5760" w:hanging="360"/>
+      </w:pPr>
+      <w:rPr>
+        <w:rFonts w:ascii="Wingdings" w:hAnsi="Wingdings" w:hint="default"/>
+        <w:sz w:val="20"/>
+      </w:rPr>
+    </w:lvl>
+    <w:lvl w:ilvl="8" w:tentative="1">
+      <w:start w:val="1"/>
+      <w:numFmt w:val="bullet"/>
+      <w:lvlText w:val=""/>
+      <w:lvlJc w:val="left"/>
+      <w:pPr>
+        <w:tabs>
+          <w:tab w:val="num" w:pos="6480"/>
+        </w:tabs>
+        <w:ind w:left="6480" w:hanging="360"/>
+      </w:pPr>
+      <w:rPr>
+        <w:rFonts w:ascii="Wingdings" w:hAnsi="Wingdings" w:hint="default"/>
+        <w:sz w:val="20"/>
+      </w:rPr>
+    </w:lvl>
+  </w:abstractNum>
+  <w:abstractNum w:abstractNumId="28" w15:restartNumberingAfterBreak="0">
+    <w:nsid w:val="69B45B35"/>
+    <w:multiLevelType w:val="multilevel"/>
+    <w:tmpl w:val="768A2F42"/>
+    <w:lvl w:ilvl="0">
+      <w:start w:val="1"/>
+      <w:numFmt w:val="bullet"/>
+      <w:lvlText w:val=""/>
+      <w:lvlJc w:val="left"/>
+      <w:pPr>
+        <w:tabs>
+          <w:tab w:val="num" w:pos="720"/>
+        </w:tabs>
+        <w:ind w:left="720" w:hanging="360"/>
+      </w:pPr>
+      <w:rPr>
+        <w:rFonts w:ascii="Symbol" w:hAnsi="Symbol" w:hint="default"/>
+        <w:sz w:val="20"/>
+      </w:rPr>
+    </w:lvl>
+    <w:lvl w:ilvl="1" w:tentative="1">
+      <w:start w:val="1"/>
+      <w:numFmt w:val="bullet"/>
+      <w:lvlText w:val="o"/>
+      <w:lvlJc w:val="left"/>
+      <w:pPr>
+        <w:tabs>
+          <w:tab w:val="num" w:pos="1440"/>
+        </w:tabs>
+        <w:ind w:left="1440" w:hanging="360"/>
+      </w:pPr>
+      <w:rPr>
+        <w:rFonts w:ascii="Courier New" w:hAnsi="Courier New" w:hint="default"/>
+        <w:sz w:val="20"/>
+      </w:rPr>
+    </w:lvl>
+    <w:lvl w:ilvl="2" w:tentative="1">
+      <w:start w:val="1"/>
+      <w:numFmt w:val="bullet"/>
+      <w:lvlText w:val=""/>
+      <w:lvlJc w:val="left"/>
+      <w:pPr>
+        <w:tabs>
+          <w:tab w:val="num" w:pos="2160"/>
+        </w:tabs>
+        <w:ind w:left="2160" w:hanging="360"/>
+      </w:pPr>
+      <w:rPr>
+        <w:rFonts w:ascii="Wingdings" w:hAnsi="Wingdings" w:hint="default"/>
+        <w:sz w:val="20"/>
+      </w:rPr>
+    </w:lvl>
+    <w:lvl w:ilvl="3" w:tentative="1">
+      <w:start w:val="1"/>
+      <w:numFmt w:val="bullet"/>
+      <w:lvlText w:val=""/>
+      <w:lvlJc w:val="left"/>
+      <w:pPr>
+        <w:tabs>
+          <w:tab w:val="num" w:pos="2880"/>
+        </w:tabs>
+        <w:ind w:left="2880" w:hanging="360"/>
+      </w:pPr>
+      <w:rPr>
+        <w:rFonts w:ascii="Wingdings" w:hAnsi="Wingdings" w:hint="default"/>
+        <w:sz w:val="20"/>
+      </w:rPr>
+    </w:lvl>
+    <w:lvl w:ilvl="4" w:tentative="1">
+      <w:start w:val="1"/>
+      <w:numFmt w:val="bullet"/>
+      <w:lvlText w:val=""/>
+      <w:lvlJc w:val="left"/>
+      <w:pPr>
+        <w:tabs>
+          <w:tab w:val="num" w:pos="3600"/>
+        </w:tabs>
+        <w:ind w:left="3600" w:hanging="360"/>
+      </w:pPr>
+      <w:rPr>
+        <w:rFonts w:ascii="Wingdings" w:hAnsi="Wingdings" w:hint="default"/>
+        <w:sz w:val="20"/>
+      </w:rPr>
+    </w:lvl>
+    <w:lvl w:ilvl="5" w:tentative="1">
+      <w:start w:val="1"/>
+      <w:numFmt w:val="bullet"/>
+      <w:lvlText w:val=""/>
+      <w:lvlJc w:val="left"/>
+      <w:pPr>
+        <w:tabs>
+          <w:tab w:val="num" w:pos="4320"/>
+        </w:tabs>
+        <w:ind w:left="4320" w:hanging="360"/>
+      </w:pPr>
+      <w:rPr>
+        <w:rFonts w:ascii="Wingdings" w:hAnsi="Wingdings" w:hint="default"/>
+        <w:sz w:val="20"/>
+      </w:rPr>
+    </w:lvl>
+    <w:lvl w:ilvl="6" w:tentative="1">
+      <w:start w:val="1"/>
+      <w:numFmt w:val="bullet"/>
+      <w:lvlText w:val=""/>
+      <w:lvlJc w:val="left"/>
+      <w:pPr>
+        <w:tabs>
+          <w:tab w:val="num" w:pos="5040"/>
+        </w:tabs>
+        <w:ind w:left="5040" w:hanging="360"/>
+      </w:pPr>
+      <w:rPr>
+        <w:rFonts w:ascii="Wingdings" w:hAnsi="Wingdings" w:hint="default"/>
+        <w:sz w:val="20"/>
+      </w:rPr>
+    </w:lvl>
+    <w:lvl w:ilvl="7" w:tentative="1">
+      <w:start w:val="1"/>
+      <w:numFmt w:val="bullet"/>
+      <w:lvlText w:val=""/>
+      <w:lvlJc w:val="left"/>
+      <w:pPr>
+        <w:tabs>
+          <w:tab w:val="num" w:pos="5760"/>
+        </w:tabs>
+        <w:ind w:left="5760" w:hanging="360"/>
+      </w:pPr>
+      <w:rPr>
+        <w:rFonts w:ascii="Wingdings" w:hAnsi="Wingdings" w:hint="default"/>
+        <w:sz w:val="20"/>
+      </w:rPr>
+    </w:lvl>
+    <w:lvl w:ilvl="8" w:tentative="1">
+      <w:start w:val="1"/>
+      <w:numFmt w:val="bullet"/>
+      <w:lvlText w:val=""/>
+      <w:lvlJc w:val="left"/>
+      <w:pPr>
+        <w:tabs>
+          <w:tab w:val="num" w:pos="6480"/>
+        </w:tabs>
+        <w:ind w:left="6480" w:hanging="360"/>
+      </w:pPr>
+      <w:rPr>
+        <w:rFonts w:ascii="Wingdings" w:hAnsi="Wingdings" w:hint="default"/>
+        <w:sz w:val="20"/>
+      </w:rPr>
+    </w:lvl>
+  </w:abstractNum>
+  <w:abstractNum w:abstractNumId="29" w15:restartNumberingAfterBreak="0">
     <w:nsid w:val="6C0431E8"/>
     <w:multiLevelType w:val="hybridMultilevel"/>
     <w:tmpl w:val="B5E6D6AE"/>
@@ -3088,7 +4477,7 @@
       </w:rPr>
     </w:lvl>
   </w:abstractNum>
-  <w:abstractNum w:abstractNumId="21" w15:restartNumberingAfterBreak="0">
+  <w:abstractNum w:abstractNumId="30" w15:restartNumberingAfterBreak="0">
     <w:nsid w:val="6FF55B37"/>
     <w:multiLevelType w:val="multilevel"/>
     <w:tmpl w:val="F05A6616"/>
@@ -3213,7 +4602,7 @@
       </w:rPr>
     </w:lvl>
   </w:abstractNum>
-  <w:abstractNum w:abstractNumId="22" w15:restartNumberingAfterBreak="0">
+  <w:abstractNum w:abstractNumId="31" w15:restartNumberingAfterBreak="0">
     <w:nsid w:val="70553B68"/>
     <w:multiLevelType w:val="hybridMultilevel"/>
     <w:tmpl w:val="F916756C"/>
@@ -3326,7 +4715,7 @@
       </w:rPr>
     </w:lvl>
   </w:abstractNum>
-  <w:abstractNum w:abstractNumId="23" w15:restartNumberingAfterBreak="0">
+  <w:abstractNum w:abstractNumId="32" w15:restartNumberingAfterBreak="0">
     <w:nsid w:val="71CB54B6"/>
     <w:multiLevelType w:val="hybridMultilevel"/>
     <w:tmpl w:val="490847FC"/>
@@ -3439,8 +4828,157 @@
       </w:rPr>
     </w:lvl>
   </w:abstractNum>
+  <w:abstractNum w:abstractNumId="33" w15:restartNumberingAfterBreak="0">
+    <w:nsid w:val="7D6C5D1C"/>
+    <w:multiLevelType w:val="multilevel"/>
+    <w:tmpl w:val="66E49A62"/>
+    <w:lvl w:ilvl="0">
+      <w:start w:val="1"/>
+      <w:numFmt w:val="bullet"/>
+      <w:lvlText w:val=""/>
+      <w:lvlJc w:val="left"/>
+      <w:pPr>
+        <w:tabs>
+          <w:tab w:val="num" w:pos="720"/>
+        </w:tabs>
+        <w:ind w:left="720" w:hanging="360"/>
+      </w:pPr>
+      <w:rPr>
+        <w:rFonts w:ascii="Symbol" w:hAnsi="Symbol" w:hint="default"/>
+        <w:sz w:val="20"/>
+      </w:rPr>
+    </w:lvl>
+    <w:lvl w:ilvl="1" w:tentative="1">
+      <w:start w:val="1"/>
+      <w:numFmt w:val="bullet"/>
+      <w:lvlText w:val="o"/>
+      <w:lvlJc w:val="left"/>
+      <w:pPr>
+        <w:tabs>
+          <w:tab w:val="num" w:pos="1440"/>
+        </w:tabs>
+        <w:ind w:left="1440" w:hanging="360"/>
+      </w:pPr>
+      <w:rPr>
+        <w:rFonts w:ascii="Courier New" w:hAnsi="Courier New" w:hint="default"/>
+        <w:sz w:val="20"/>
+      </w:rPr>
+    </w:lvl>
+    <w:lvl w:ilvl="2" w:tentative="1">
+      <w:start w:val="1"/>
+      <w:numFmt w:val="bullet"/>
+      <w:lvlText w:val=""/>
+      <w:lvlJc w:val="left"/>
+      <w:pPr>
+        <w:tabs>
+          <w:tab w:val="num" w:pos="2160"/>
+        </w:tabs>
+        <w:ind w:left="2160" w:hanging="360"/>
+      </w:pPr>
+      <w:rPr>
+        <w:rFonts w:ascii="Wingdings" w:hAnsi="Wingdings" w:hint="default"/>
+        <w:sz w:val="20"/>
+      </w:rPr>
+    </w:lvl>
+    <w:lvl w:ilvl="3" w:tentative="1">
+      <w:start w:val="1"/>
+      <w:numFmt w:val="bullet"/>
+      <w:lvlText w:val=""/>
+      <w:lvlJc w:val="left"/>
+      <w:pPr>
+        <w:tabs>
+          <w:tab w:val="num" w:pos="2880"/>
+        </w:tabs>
+        <w:ind w:left="2880" w:hanging="360"/>
+      </w:pPr>
+      <w:rPr>
+        <w:rFonts w:ascii="Wingdings" w:hAnsi="Wingdings" w:hint="default"/>
+        <w:sz w:val="20"/>
+      </w:rPr>
+    </w:lvl>
+    <w:lvl w:ilvl="4" w:tentative="1">
+      <w:start w:val="1"/>
+      <w:numFmt w:val="bullet"/>
+      <w:lvlText w:val=""/>
+      <w:lvlJc w:val="left"/>
+      <w:pPr>
+        <w:tabs>
+          <w:tab w:val="num" w:pos="3600"/>
+        </w:tabs>
+        <w:ind w:left="3600" w:hanging="360"/>
+      </w:pPr>
+      <w:rPr>
+        <w:rFonts w:ascii="Wingdings" w:hAnsi="Wingdings" w:hint="default"/>
+        <w:sz w:val="20"/>
+      </w:rPr>
+    </w:lvl>
+    <w:lvl w:ilvl="5" w:tentative="1">
+      <w:start w:val="1"/>
+      <w:numFmt w:val="bullet"/>
+      <w:lvlText w:val=""/>
+      <w:lvlJc w:val="left"/>
+      <w:pPr>
+        <w:tabs>
+          <w:tab w:val="num" w:pos="4320"/>
+        </w:tabs>
+        <w:ind w:left="4320" w:hanging="360"/>
+      </w:pPr>
+      <w:rPr>
+        <w:rFonts w:ascii="Wingdings" w:hAnsi="Wingdings" w:hint="default"/>
+        <w:sz w:val="20"/>
+      </w:rPr>
+    </w:lvl>
+    <w:lvl w:ilvl="6" w:tentative="1">
+      <w:start w:val="1"/>
+      <w:numFmt w:val="bullet"/>
+      <w:lvlText w:val=""/>
+      <w:lvlJc w:val="left"/>
+      <w:pPr>
+        <w:tabs>
+          <w:tab w:val="num" w:pos="5040"/>
+        </w:tabs>
+        <w:ind w:left="5040" w:hanging="360"/>
+      </w:pPr>
+      <w:rPr>
+        <w:rFonts w:ascii="Wingdings" w:hAnsi="Wingdings" w:hint="default"/>
+        <w:sz w:val="20"/>
+      </w:rPr>
+    </w:lvl>
+    <w:lvl w:ilvl="7" w:tentative="1">
+      <w:start w:val="1"/>
+      <w:numFmt w:val="bullet"/>
+      <w:lvlText w:val=""/>
+      <w:lvlJc w:val="left"/>
+      <w:pPr>
+        <w:tabs>
+          <w:tab w:val="num" w:pos="5760"/>
+        </w:tabs>
+        <w:ind w:left="5760" w:hanging="360"/>
+      </w:pPr>
+      <w:rPr>
+        <w:rFonts w:ascii="Wingdings" w:hAnsi="Wingdings" w:hint="default"/>
+        <w:sz w:val="20"/>
+      </w:rPr>
+    </w:lvl>
+    <w:lvl w:ilvl="8" w:tentative="1">
+      <w:start w:val="1"/>
+      <w:numFmt w:val="bullet"/>
+      <w:lvlText w:val=""/>
+      <w:lvlJc w:val="left"/>
+      <w:pPr>
+        <w:tabs>
+          <w:tab w:val="num" w:pos="6480"/>
+        </w:tabs>
+        <w:ind w:left="6480" w:hanging="360"/>
+      </w:pPr>
+      <w:rPr>
+        <w:rFonts w:ascii="Wingdings" w:hAnsi="Wingdings" w:hint="default"/>
+        <w:sz w:val="20"/>
+      </w:rPr>
+    </w:lvl>
+  </w:abstractNum>
   <w:num w:numId="1" w16cid:durableId="1070537504">
-    <w:abstractNumId w:val="21"/>
+    <w:abstractNumId w:val="30"/>
   </w:num>
   <w:num w:numId="2" w16cid:durableId="550503176">
     <w:abstractNumId w:val="1"/>
@@ -3449,67 +4987,97 @@
     <w:abstractNumId w:val="3"/>
   </w:num>
   <w:num w:numId="4" w16cid:durableId="435296823">
-    <w:abstractNumId w:val="22"/>
+    <w:abstractNumId w:val="31"/>
   </w:num>
   <w:num w:numId="5" w16cid:durableId="1036546820">
-    <w:abstractNumId w:val="5"/>
+    <w:abstractNumId w:val="9"/>
   </w:num>
   <w:num w:numId="6" w16cid:durableId="199362835">
-    <w:abstractNumId w:val="13"/>
+    <w:abstractNumId w:val="18"/>
   </w:num>
   <w:num w:numId="7" w16cid:durableId="263659723">
-    <w:abstractNumId w:val="6"/>
+    <w:abstractNumId w:val="10"/>
   </w:num>
   <w:num w:numId="8" w16cid:durableId="1816288753">
-    <w:abstractNumId w:val="8"/>
+    <w:abstractNumId w:val="12"/>
   </w:num>
   <w:num w:numId="9" w16cid:durableId="798184899">
-    <w:abstractNumId w:val="18"/>
+    <w:abstractNumId w:val="25"/>
   </w:num>
   <w:num w:numId="10" w16cid:durableId="1219366929">
     <w:abstractNumId w:val="0"/>
   </w:num>
   <w:num w:numId="11" w16cid:durableId="691106777">
-    <w:abstractNumId w:val="4"/>
+    <w:abstractNumId w:val="6"/>
   </w:num>
   <w:num w:numId="12" w16cid:durableId="1564558323">
     <w:abstractNumId w:val="2"/>
   </w:num>
   <w:num w:numId="13" w16cid:durableId="749621078">
+    <w:abstractNumId w:val="19"/>
+  </w:num>
+  <w:num w:numId="14" w16cid:durableId="972826924">
     <w:abstractNumId w:val="14"/>
   </w:num>
-  <w:num w:numId="14" w16cid:durableId="972826924">
-    <w:abstractNumId w:val="9"/>
-  </w:num>
   <w:num w:numId="15" w16cid:durableId="860361206">
-    <w:abstractNumId w:val="12"/>
+    <w:abstractNumId w:val="17"/>
   </w:num>
   <w:num w:numId="16" w16cid:durableId="1418094317">
+    <w:abstractNumId w:val="32"/>
+  </w:num>
+  <w:num w:numId="17" w16cid:durableId="78717489">
+    <w:abstractNumId w:val="24"/>
+  </w:num>
+  <w:num w:numId="18" w16cid:durableId="1553956454">
+    <w:abstractNumId w:val="29"/>
+  </w:num>
+  <w:num w:numId="19" w16cid:durableId="1568104816">
+    <w:abstractNumId w:val="16"/>
+  </w:num>
+  <w:num w:numId="20" w16cid:durableId="1413818428">
+    <w:abstractNumId w:val="11"/>
+  </w:num>
+  <w:num w:numId="21" w16cid:durableId="2125223813">
     <w:abstractNumId w:val="23"/>
   </w:num>
-  <w:num w:numId="17" w16cid:durableId="78717489">
-    <w:abstractNumId w:val="17"/>
+  <w:num w:numId="22" w16cid:durableId="1674719974">
+    <w:abstractNumId w:val="22"/>
   </w:num>
-  <w:num w:numId="18" w16cid:durableId="1553956454">
+  <w:num w:numId="23" w16cid:durableId="1215971180">
+    <w:abstractNumId w:val="26"/>
+  </w:num>
+  <w:num w:numId="24" w16cid:durableId="1170869746">
+    <w:abstractNumId w:val="15"/>
+  </w:num>
+  <w:num w:numId="25" w16cid:durableId="768505684">
+    <w:abstractNumId w:val="4"/>
+  </w:num>
+  <w:num w:numId="26" w16cid:durableId="43872684">
+    <w:abstractNumId w:val="5"/>
+  </w:num>
+  <w:num w:numId="27" w16cid:durableId="536620713">
+    <w:abstractNumId w:val="8"/>
+  </w:num>
+  <w:num w:numId="28" w16cid:durableId="1322082125">
+    <w:abstractNumId w:val="13"/>
+  </w:num>
+  <w:num w:numId="29" w16cid:durableId="838691195">
+    <w:abstractNumId w:val="28"/>
+  </w:num>
+  <w:num w:numId="30" w16cid:durableId="253823545">
+    <w:abstractNumId w:val="21"/>
+  </w:num>
+  <w:num w:numId="31" w16cid:durableId="1260062521">
+    <w:abstractNumId w:val="27"/>
+  </w:num>
+  <w:num w:numId="32" w16cid:durableId="502429194">
     <w:abstractNumId w:val="20"/>
   </w:num>
-  <w:num w:numId="19" w16cid:durableId="1568104816">
-    <w:abstractNumId w:val="11"/>
-  </w:num>
-  <w:num w:numId="20" w16cid:durableId="1413818428">
+  <w:num w:numId="33" w16cid:durableId="1181817263">
     <w:abstractNumId w:val="7"/>
   </w:num>
-  <w:num w:numId="21" w16cid:durableId="2125223813">
-    <w:abstractNumId w:val="16"/>
-  </w:num>
-  <w:num w:numId="22" w16cid:durableId="1674719974">
-    <w:abstractNumId w:val="15"/>
-  </w:num>
-  <w:num w:numId="23" w16cid:durableId="1215971180">
-    <w:abstractNumId w:val="19"/>
-  </w:num>
-  <w:num w:numId="24" w16cid:durableId="1170869746">
-    <w:abstractNumId w:val="10"/>
+  <w:num w:numId="34" w16cid:durableId="604310187">
+    <w:abstractNumId w:val="33"/>
   </w:num>
   <w:numIdMacAtCleanup w:val="13"/>
 </w:numbering>
@@ -3929,13 +5497,13 @@
     <w:link w:val="Heading1Char"/>
     <w:uiPriority w:val="9"/>
     <w:qFormat/>
-    <w:rsid w:val="0046452C"/>
+    <w:rsid w:val="00B7208E"/>
     <w:pPr>
       <w:numPr>
         <w:numId w:val="14"/>
       </w:numPr>
       <w:spacing w:before="240" w:after="400"/>
-      <w:ind w:left="0" w:firstLine="0"/>
+      <w:ind w:left="450" w:right="-450" w:hanging="450"/>
       <w:outlineLvl w:val="0"/>
     </w:pPr>
     <w:rPr>
@@ -4009,7 +5577,6 @@
   <w:style w:type="character" w:default="1" w:styleId="DefaultParagraphFont">
     <w:name w:val="Default Paragraph Font"/>
     <w:uiPriority w:val="1"/>
-    <w:semiHidden/>
     <w:unhideWhenUsed/>
   </w:style>
   <w:style w:type="table" w:default="1" w:styleId="TableNormal">
@@ -4038,7 +5605,7 @@
     <w:basedOn w:val="DefaultParagraphFont"/>
     <w:link w:val="Heading1"/>
     <w:uiPriority w:val="9"/>
-    <w:rsid w:val="0046452C"/>
+    <w:rsid w:val="00B7208E"/>
     <w:rPr>
       <w:b/>
       <w:bCs/>
